--- a/report_template/template_main/tHRR_CustomEdition_SDZL_v1.0.3.docx
+++ b/report_template/template_main/tHRR_CustomEdition_SDZL_v1.0.3.docx
@@ -4273,7 +4273,7 @@
               <w:ind w:left="113"/>
               <w:textAlignment w:val="baseline"/>
               <w:rPr>
-                <w:rFonts w:ascii="Arial" w:eastAsia="微软雅黑" w:hAnsi="Arial" w:cs="微软雅黑" w:hint="eastAsia"/>
+                <w:rFonts w:ascii="Arial" w:eastAsia="微软雅黑" w:hAnsi="Arial" w:cs="微软雅黑"/>
                 <w:sz w:val="23"/>
                 <w:szCs w:val="23"/>
               </w:rPr>
@@ -12029,7 +12029,7 @@
             <w:pPr>
               <w:jc w:val="center"/>
               <w:rPr>
-                <w:rFonts w:ascii="思源黑体 CN Normal" w:eastAsia="思源黑体 CN Normal" w:hAnsi="思源黑体 CN Normal" w:hint="eastAsia"/>
+                <w:rFonts w:ascii="思源黑体 CN Normal" w:eastAsia="思源黑体 CN Normal" w:hAnsi="思源黑体 CN Normal"/>
                 <w:sz w:val="17"/>
                 <w:szCs w:val="17"/>
               </w:rPr>
@@ -12092,7 +12092,7 @@
             <w:pPr>
               <w:jc w:val="center"/>
               <w:rPr>
-                <w:rFonts w:ascii="思源黑体 CN Normal" w:eastAsia="思源黑体 CN Normal" w:hAnsi="思源黑体 CN Normal" w:hint="eastAsia"/>
+                <w:rFonts w:ascii="思源黑体 CN Normal" w:eastAsia="思源黑体 CN Normal" w:hAnsi="思源黑体 CN Normal"/>
                 <w:sz w:val="17"/>
                 <w:szCs w:val="17"/>
               </w:rPr>
@@ -12122,7 +12122,7 @@
             <w:pPr>
               <w:jc w:val="center"/>
               <w:rPr>
-                <w:rFonts w:ascii="思源黑体 CN Normal" w:eastAsia="思源黑体 CN Normal" w:hAnsi="思源黑体 CN Normal" w:hint="eastAsia"/>
+                <w:rFonts w:ascii="思源黑体 CN Normal" w:eastAsia="思源黑体 CN Normal" w:hAnsi="思源黑体 CN Normal"/>
                 <w:sz w:val="17"/>
                 <w:szCs w:val="17"/>
               </w:rPr>
@@ -12240,6 +12240,16 @@
             <w:pPr>
               <w:jc w:val="center"/>
               <w:rPr>
+                <w:rFonts w:ascii="思源黑体 CN Normal" w:eastAsia="思源黑体 CN Normal" w:hAnsi="思源黑体 CN Normal" w:cs="思源黑体 CN Light"/>
+                <w:bCs/>
+                <w:i/>
+                <w:color w:val="000000"/>
+                <w:sz w:val="17"/>
+                <w:szCs w:val="17"/>
+              </w:rPr>
+            </w:pPr>
+            <w:r>
+              <w:rPr>
                 <w:rFonts w:ascii="思源黑体 CN Normal" w:eastAsia="思源黑体 CN Normal" w:hAnsi="思源黑体 CN Normal" w:cs="思源黑体 CN Light" w:hint="eastAsia"/>
                 <w:bCs/>
                 <w:i/>
@@ -12247,16 +12257,6 @@
                 <w:sz w:val="17"/>
                 <w:szCs w:val="17"/>
               </w:rPr>
-            </w:pPr>
-            <w:r>
-              <w:rPr>
-                <w:rFonts w:ascii="思源黑体 CN Normal" w:eastAsia="思源黑体 CN Normal" w:hAnsi="思源黑体 CN Normal" w:cs="思源黑体 CN Light" w:hint="eastAsia"/>
-                <w:bCs/>
-                <w:i/>
-                <w:color w:val="000000"/>
-                <w:sz w:val="17"/>
-                <w:szCs w:val="17"/>
-              </w:rPr>
               <w:lastRenderedPageBreak/>
               <w:t>{</w:t>
             </w:r>
@@ -12602,6 +12602,16 @@
             <w:pPr>
               <w:jc w:val="center"/>
               <w:rPr>
+                <w:rFonts w:ascii="思源黑体 CN Normal" w:eastAsia="思源黑体 CN Normal" w:hAnsi="思源黑体 CN Normal" w:cs="思源黑体 CN Light"/>
+                <w:bCs/>
+                <w:iCs/>
+                <w:color w:val="000000"/>
+                <w:sz w:val="17"/>
+                <w:szCs w:val="17"/>
+              </w:rPr>
+            </w:pPr>
+            <w:r>
+              <w:rPr>
                 <w:rFonts w:ascii="思源黑体 CN Normal" w:eastAsia="思源黑体 CN Normal" w:hAnsi="思源黑体 CN Normal" w:cs="思源黑体 CN Light" w:hint="eastAsia"/>
                 <w:bCs/>
                 <w:iCs/>
@@ -12609,6 +12619,36 @@
                 <w:sz w:val="17"/>
                 <w:szCs w:val="17"/>
               </w:rPr>
+              <w:t>{</w:t>
+            </w:r>
+            <w:r>
+              <w:rPr>
+                <w:rFonts w:ascii="思源黑体 CN Normal" w:eastAsia="思源黑体 CN Normal" w:hAnsi="思源黑体 CN Normal" w:cs="思源黑体 CN Light"/>
+                <w:bCs/>
+                <w:iCs/>
+                <w:color w:val="000000"/>
+                <w:sz w:val="17"/>
+                <w:szCs w:val="17"/>
+              </w:rPr>
+              <w:t>%p endif%}</w:t>
+            </w:r>
+          </w:p>
+        </w:tc>
+        <w:tc>
+          <w:tcPr>
+            <w:tcW w:w="992" w:type="dxa"/>
+          </w:tcPr>
+          <w:p>
+            <w:pPr>
+              <w:jc w:val="center"/>
+              <w:rPr>
+                <w:rFonts w:ascii="思源黑体 CN Normal" w:eastAsia="思源黑体 CN Normal" w:hAnsi="思源黑体 CN Normal" w:cs="思源黑体 CN Light"/>
+                <w:bCs/>
+                <w:iCs/>
+                <w:color w:val="000000"/>
+                <w:sz w:val="17"/>
+                <w:szCs w:val="17"/>
+              </w:rPr>
             </w:pPr>
             <w:r>
               <w:rPr>
@@ -12630,17 +12670,10 @@
                 <w:sz w:val="17"/>
                 <w:szCs w:val="17"/>
               </w:rPr>
-              <w:t>%p endif%}</w:t>
-            </w:r>
-          </w:p>
-        </w:tc>
-        <w:tc>
-          <w:tcPr>
-            <w:tcW w:w="992" w:type="dxa"/>
-          </w:tcPr>
-          <w:p>
-            <w:pPr>
-              <w:jc w:val="center"/>
+              <w:t xml:space="preserve">%p if </w:t>
+            </w:r>
+            <w:proofErr w:type="spellStart"/>
+            <w:r>
               <w:rPr>
                 <w:rFonts w:ascii="思源黑体 CN Normal" w:eastAsia="思源黑体 CN Normal" w:hAnsi="思源黑体 CN Normal" w:cs="思源黑体 CN Light"/>
                 <w:bCs/>
@@ -12649,6 +12682,32 @@
                 <w:sz w:val="17"/>
                 <w:szCs w:val="17"/>
               </w:rPr>
+              <w:t>a.hgvs_c</w:t>
+            </w:r>
+            <w:proofErr w:type="spellEnd"/>
+            <w:r>
+              <w:rPr>
+                <w:rFonts w:ascii="思源黑体 CN Normal" w:eastAsia="思源黑体 CN Normal" w:hAnsi="思源黑体 CN Normal" w:cs="思源黑体 CN Light"/>
+                <w:bCs/>
+                <w:iCs/>
+                <w:color w:val="000000"/>
+                <w:sz w:val="17"/>
+                <w:szCs w:val="17"/>
+              </w:rPr>
+              <w:t>%}</w:t>
+            </w:r>
+          </w:p>
+          <w:p>
+            <w:pPr>
+              <w:jc w:val="center"/>
+              <w:rPr>
+                <w:rFonts w:ascii="思源黑体 CN Normal" w:eastAsia="思源黑体 CN Normal" w:hAnsi="思源黑体 CN Normal" w:cs="思源黑体 CN Light"/>
+                <w:bCs/>
+                <w:iCs/>
+                <w:color w:val="000000"/>
+                <w:sz w:val="17"/>
+                <w:szCs w:val="17"/>
+              </w:rPr>
             </w:pPr>
             <w:r>
               <w:rPr>
@@ -12659,8 +12718,9 @@
                 <w:sz w:val="17"/>
                 <w:szCs w:val="17"/>
               </w:rPr>
-              <w:t>{</w:t>
-            </w:r>
+              <w:t>{{</w:t>
+            </w:r>
+            <w:proofErr w:type="spellStart"/>
             <w:r>
               <w:rPr>
                 <w:rFonts w:ascii="思源黑体 CN Normal" w:eastAsia="思源黑体 CN Normal" w:hAnsi="思源黑体 CN Normal" w:cs="思源黑体 CN Light"/>
@@ -12670,10 +12730,24 @@
                 <w:sz w:val="17"/>
                 <w:szCs w:val="17"/>
               </w:rPr>
-              <w:t xml:space="preserve">%p if </w:t>
-            </w:r>
-            <w:proofErr w:type="spellStart"/>
-            <w:r>
+              <w:t>a.freq_str</w:t>
+            </w:r>
+            <w:proofErr w:type="spellEnd"/>
+            <w:r>
+              <w:rPr>
+                <w:rFonts w:ascii="思源黑体 CN Normal" w:eastAsia="思源黑体 CN Normal" w:hAnsi="思源黑体 CN Normal" w:cs="思源黑体 CN Light" w:hint="eastAsia"/>
+                <w:bCs/>
+                <w:iCs/>
+                <w:color w:val="000000"/>
+                <w:sz w:val="17"/>
+                <w:szCs w:val="17"/>
+              </w:rPr>
+              <w:t>}}</w:t>
+            </w:r>
+          </w:p>
+          <w:p>
+            <w:pPr>
+              <w:jc w:val="center"/>
               <w:rPr>
                 <w:rFonts w:ascii="思源黑体 CN Normal" w:eastAsia="思源黑体 CN Normal" w:hAnsi="思源黑体 CN Normal" w:cs="思源黑体 CN Light"/>
                 <w:bCs/>
@@ -12682,9 +12756,18 @@
                 <w:sz w:val="17"/>
                 <w:szCs w:val="17"/>
               </w:rPr>
-              <w:t>a.hgvs_c</w:t>
-            </w:r>
-            <w:proofErr w:type="spellEnd"/>
+            </w:pPr>
+            <w:r>
+              <w:rPr>
+                <w:rFonts w:ascii="思源黑体 CN Normal" w:eastAsia="思源黑体 CN Normal" w:hAnsi="思源黑体 CN Normal" w:cs="思源黑体 CN Light" w:hint="eastAsia"/>
+                <w:bCs/>
+                <w:iCs/>
+                <w:color w:val="000000"/>
+                <w:sz w:val="17"/>
+                <w:szCs w:val="17"/>
+              </w:rPr>
+              <w:t>{</w:t>
+            </w:r>
             <w:r>
               <w:rPr>
                 <w:rFonts w:ascii="思源黑体 CN Normal" w:eastAsia="思源黑体 CN Normal" w:hAnsi="思源黑体 CN Normal" w:cs="思源黑体 CN Light"/>
@@ -12694,7 +12777,7 @@
                 <w:sz w:val="17"/>
                 <w:szCs w:val="17"/>
               </w:rPr>
-              <w:t>%}</w:t>
+              <w:t>%p else%}</w:t>
             </w:r>
           </w:p>
           <w:p>
@@ -12718,10 +12801,12 @@
                 <w:sz w:val="17"/>
                 <w:szCs w:val="17"/>
               </w:rPr>
-              <w:t>{{</w:t>
-            </w:r>
-            <w:proofErr w:type="spellStart"/>
-            <w:r>
+              <w:t>-</w:t>
+            </w:r>
+          </w:p>
+          <w:p>
+            <w:pPr>
+              <w:jc w:val="center"/>
               <w:rPr>
                 <w:rFonts w:ascii="思源黑体 CN Normal" w:eastAsia="思源黑体 CN Normal" w:hAnsi="思源黑体 CN Normal" w:cs="思源黑体 CN Light"/>
                 <w:bCs/>
@@ -12730,9 +12815,7 @@
                 <w:sz w:val="17"/>
                 <w:szCs w:val="17"/>
               </w:rPr>
-              <w:t>a.freq_str</w:t>
-            </w:r>
-            <w:proofErr w:type="spellEnd"/>
+            </w:pPr>
             <w:r>
               <w:rPr>
                 <w:rFonts w:ascii="思源黑体 CN Normal" w:eastAsia="思源黑体 CN Normal" w:hAnsi="思源黑体 CN Normal" w:cs="思源黑体 CN Light" w:hint="eastAsia"/>
@@ -12742,12 +12825,9 @@
                 <w:sz w:val="17"/>
                 <w:szCs w:val="17"/>
               </w:rPr>
-              <w:t>}}</w:t>
-            </w:r>
-          </w:p>
-          <w:p>
-            <w:pPr>
-              <w:jc w:val="center"/>
+              <w:t>{</w:t>
+            </w:r>
+            <w:r>
               <w:rPr>
                 <w:rFonts w:ascii="思源黑体 CN Normal" w:eastAsia="思源黑体 CN Normal" w:hAnsi="思源黑体 CN Normal" w:cs="思源黑体 CN Light"/>
                 <w:bCs/>
@@ -12756,13 +12836,26 @@
                 <w:sz w:val="17"/>
                 <w:szCs w:val="17"/>
               </w:rPr>
-            </w:pPr>
-            <w:r>
-              <w:rPr>
-                <w:rFonts w:ascii="思源黑体 CN Normal" w:eastAsia="思源黑体 CN Normal" w:hAnsi="思源黑体 CN Normal" w:cs="思源黑体 CN Light" w:hint="eastAsia"/>
-                <w:bCs/>
-                <w:iCs/>
-                <w:color w:val="000000"/>
+              <w:t>%p endif%}</w:t>
+            </w:r>
+          </w:p>
+        </w:tc>
+        <w:tc>
+          <w:tcPr>
+            <w:tcW w:w="1417" w:type="dxa"/>
+          </w:tcPr>
+          <w:p>
+            <w:pPr>
+              <w:jc w:val="center"/>
+              <w:rPr>
+                <w:rFonts w:ascii="思源黑体 CN Normal" w:eastAsia="思源黑体 CN Normal" w:hAnsi="思源黑体 CN Normal"/>
+                <w:sz w:val="17"/>
+                <w:szCs w:val="17"/>
+              </w:rPr>
+            </w:pPr>
+            <w:r>
+              <w:rPr>
+                <w:rFonts w:ascii="思源黑体 CN Normal" w:eastAsia="思源黑体 CN Normal" w:hAnsi="思源黑体 CN Normal" w:hint="eastAsia"/>
                 <w:sz w:val="17"/>
                 <w:szCs w:val="17"/>
               </w:rPr>
@@ -12770,10 +12863,289 @@
             </w:r>
             <w:r>
               <w:rPr>
-                <w:rFonts w:ascii="思源黑体 CN Normal" w:eastAsia="思源黑体 CN Normal" w:hAnsi="思源黑体 CN Normal" w:cs="思源黑体 CN Light"/>
-                <w:bCs/>
-                <w:iCs/>
-                <w:color w:val="000000"/>
+                <w:rFonts w:ascii="思源黑体 CN Normal" w:eastAsia="思源黑体 CN Normal" w:hAnsi="思源黑体 CN Normal"/>
+                <w:sz w:val="17"/>
+                <w:szCs w:val="17"/>
+              </w:rPr>
+              <w:t xml:space="preserve">%p if </w:t>
+            </w:r>
+            <w:proofErr w:type="spellStart"/>
+            <w:r>
+              <w:rPr>
+                <w:rFonts w:ascii="思源黑体 CN Normal" w:eastAsia="思源黑体 CN Normal" w:hAnsi="思源黑体 CN Normal"/>
+                <w:sz w:val="17"/>
+                <w:szCs w:val="17"/>
+              </w:rPr>
+              <w:t>a.hgvs_c</w:t>
+            </w:r>
+            <w:proofErr w:type="spellEnd"/>
+            <w:r>
+              <w:rPr>
+                <w:rFonts w:ascii="思源黑体 CN Normal" w:eastAsia="思源黑体 CN Normal" w:hAnsi="思源黑体 CN Normal"/>
+                <w:sz w:val="17"/>
+                <w:szCs w:val="17"/>
+              </w:rPr>
+              <w:t>%</w:t>
+            </w:r>
+            <w:r>
+              <w:rPr>
+                <w:rFonts w:ascii="思源黑体 CN Normal" w:eastAsia="思源黑体 CN Normal" w:hAnsi="思源黑体 CN Normal" w:hint="eastAsia"/>
+                <w:sz w:val="17"/>
+                <w:szCs w:val="17"/>
+              </w:rPr>
+              <w:t>}</w:t>
+            </w:r>
+          </w:p>
+          <w:p>
+            <w:pPr>
+              <w:jc w:val="center"/>
+              <w:rPr>
+                <w:rFonts w:ascii="思源黑体 CN Normal" w:eastAsia="思源黑体 CN Normal" w:hAnsi="思源黑体 CN Normal"/>
+                <w:sz w:val="17"/>
+                <w:szCs w:val="17"/>
+              </w:rPr>
+            </w:pPr>
+            <w:r>
+              <w:rPr>
+                <w:rFonts w:ascii="思源黑体 CN Normal" w:eastAsia="思源黑体 CN Normal" w:hAnsi="思源黑体 CN Normal"/>
+                <w:sz w:val="17"/>
+                <w:szCs w:val="17"/>
+              </w:rPr>
+              <w:t xml:space="preserve">{%p if </w:t>
+            </w:r>
+            <w:proofErr w:type="spellStart"/>
+            <w:r>
+              <w:rPr>
+                <w:rFonts w:ascii="思源黑体 CN Normal" w:eastAsia="思源黑体 CN Normal" w:hAnsi="思源黑体 CN Normal"/>
+                <w:sz w:val="17"/>
+                <w:szCs w:val="17"/>
+              </w:rPr>
+              <w:t>a.evi_sum.evi_split</w:t>
+            </w:r>
+            <w:proofErr w:type="spellEnd"/>
+            <w:r>
+              <w:rPr>
+                <w:rFonts w:ascii="思源黑体 CN Normal" w:eastAsia="思源黑体 CN Normal" w:hAnsi="思源黑体 CN Normal"/>
+                <w:sz w:val="17"/>
+                <w:szCs w:val="17"/>
+              </w:rPr>
+              <w:t xml:space="preserve"> and (</w:t>
+            </w:r>
+            <w:proofErr w:type="spellStart"/>
+            <w:r>
+              <w:rPr>
+                <w:rFonts w:ascii="思源黑体 CN Normal" w:eastAsia="思源黑体 CN Normal" w:hAnsi="思源黑体 CN Normal"/>
+                <w:sz w:val="17"/>
+                <w:szCs w:val="17"/>
+              </w:rPr>
+              <w:t>a.evi_sum.evi_split.Predictive</w:t>
+            </w:r>
+            <w:proofErr w:type="spellEnd"/>
+            <w:r>
+              <w:rPr>
+                <w:rFonts w:ascii="思源黑体 CN Normal" w:eastAsia="思源黑体 CN Normal" w:hAnsi="思源黑体 CN Normal"/>
+                <w:sz w:val="17"/>
+                <w:szCs w:val="17"/>
+              </w:rPr>
+              <w:t xml:space="preserve"> or </w:t>
+            </w:r>
+            <w:proofErr w:type="spellStart"/>
+            <w:r>
+              <w:rPr>
+                <w:rFonts w:ascii="思源黑体 CN Normal" w:eastAsia="思源黑体 CN Normal" w:hAnsi="思源黑体 CN Normal"/>
+                <w:sz w:val="17"/>
+                <w:szCs w:val="17"/>
+              </w:rPr>
+              <w:t>a.evi_sum.evi_split.Prognostic</w:t>
+            </w:r>
+            <w:proofErr w:type="spellEnd"/>
+            <w:r>
+              <w:rPr>
+                <w:rFonts w:ascii="思源黑体 CN Normal" w:eastAsia="思源黑体 CN Normal" w:hAnsi="思源黑体 CN Normal"/>
+                <w:sz w:val="17"/>
+                <w:szCs w:val="17"/>
+              </w:rPr>
+              <w:t xml:space="preserve"> or </w:t>
+            </w:r>
+            <w:proofErr w:type="spellStart"/>
+            <w:r>
+              <w:rPr>
+                <w:rFonts w:ascii="思源黑体 CN Normal" w:eastAsia="思源黑体 CN Normal" w:hAnsi="思源黑体 CN Normal"/>
+                <w:sz w:val="17"/>
+                <w:szCs w:val="17"/>
+              </w:rPr>
+              <w:t>a.evi_sum.evi_split.Diagnostic</w:t>
+            </w:r>
+            <w:proofErr w:type="spellEnd"/>
+            <w:r>
+              <w:rPr>
+                <w:rFonts w:ascii="思源黑体 CN Normal" w:eastAsia="思源黑体 CN Normal" w:hAnsi="思源黑体 CN Normal"/>
+                <w:sz w:val="17"/>
+                <w:szCs w:val="17"/>
+              </w:rPr>
+              <w:t>)%}</w:t>
+            </w:r>
+          </w:p>
+          <w:p>
+            <w:pPr>
+              <w:jc w:val="center"/>
+              <w:rPr>
+                <w:rFonts w:ascii="思源黑体 CN Normal" w:eastAsia="思源黑体 CN Normal" w:hAnsi="思源黑体 CN Normal"/>
+                <w:sz w:val="17"/>
+                <w:szCs w:val="17"/>
+              </w:rPr>
+            </w:pPr>
+            <w:r>
+              <w:rPr>
+                <w:rFonts w:ascii="思源黑体 CN Normal" w:eastAsia="思源黑体 CN Normal" w:hAnsi="思源黑体 CN Normal"/>
+                <w:sz w:val="17"/>
+                <w:szCs w:val="17"/>
+              </w:rPr>
+              <w:t xml:space="preserve">{%p if </w:t>
+            </w:r>
+            <w:proofErr w:type="spellStart"/>
+            <w:r>
+              <w:rPr>
+                <w:rFonts w:ascii="思源黑体 CN Normal" w:eastAsia="思源黑体 CN Normal" w:hAnsi="思源黑体 CN Normal"/>
+                <w:sz w:val="17"/>
+                <w:szCs w:val="17"/>
+              </w:rPr>
+              <w:t>a.clinic_num_s</w:t>
+            </w:r>
+            <w:proofErr w:type="spellEnd"/>
+            <w:r>
+              <w:rPr>
+                <w:rFonts w:ascii="思源黑体 CN Normal" w:eastAsia="思源黑体 CN Normal" w:hAnsi="思源黑体 CN Normal"/>
+                <w:sz w:val="17"/>
+                <w:szCs w:val="17"/>
+              </w:rPr>
+              <w:t>==5%}</w:t>
+            </w:r>
+          </w:p>
+          <w:p>
+            <w:pPr>
+              <w:jc w:val="center"/>
+              <w:rPr>
+                <w:rFonts w:ascii="思源黑体 CN Normal" w:eastAsia="思源黑体 CN Normal" w:hAnsi="思源黑体 CN Normal"/>
+                <w:sz w:val="17"/>
+                <w:szCs w:val="17"/>
+              </w:rPr>
+            </w:pPr>
+            <w:r>
+              <w:rPr>
+                <w:rFonts w:ascii="思源黑体 CN Normal" w:eastAsia="思源黑体 CN Normal" w:hAnsi="思源黑体 CN Normal"/>
+                <w:sz w:val="17"/>
+                <w:szCs w:val="17"/>
+              </w:rPr>
+              <w:t>I类-强临床意义</w:t>
+            </w:r>
+          </w:p>
+          <w:p>
+            <w:pPr>
+              <w:jc w:val="center"/>
+              <w:rPr>
+                <w:rFonts w:ascii="思源黑体 CN Normal" w:eastAsia="思源黑体 CN Normal" w:hAnsi="思源黑体 CN Normal"/>
+                <w:sz w:val="17"/>
+                <w:szCs w:val="17"/>
+              </w:rPr>
+            </w:pPr>
+            <w:r>
+              <w:rPr>
+                <w:rFonts w:ascii="思源黑体 CN Normal" w:eastAsia="思源黑体 CN Normal" w:hAnsi="思源黑体 CN Normal"/>
+                <w:sz w:val="17"/>
+                <w:szCs w:val="17"/>
+              </w:rPr>
+              <w:t xml:space="preserve">{%p </w:t>
+            </w:r>
+            <w:r>
+              <w:rPr>
+                <w:rFonts w:ascii="思源黑体 CN Normal" w:eastAsia="思源黑体 CN Normal" w:hAnsi="思源黑体 CN Normal"/>
+                <w:sz w:val="17"/>
+                <w:szCs w:val="17"/>
+              </w:rPr>
+              <w:t>else</w:t>
+            </w:r>
+            <w:r>
+              <w:rPr>
+                <w:rFonts w:ascii="思源黑体 CN Normal" w:eastAsia="思源黑体 CN Normal" w:hAnsi="思源黑体 CN Normal"/>
+                <w:sz w:val="17"/>
+                <w:szCs w:val="17"/>
+              </w:rPr>
+              <w:t>%}</w:t>
+            </w:r>
+          </w:p>
+          <w:p>
+            <w:pPr>
+              <w:jc w:val="center"/>
+              <w:rPr>
+                <w:rFonts w:ascii="思源黑体 CN Normal" w:eastAsia="思源黑体 CN Normal" w:hAnsi="思源黑体 CN Normal"/>
+                <w:sz w:val="17"/>
+                <w:szCs w:val="17"/>
+              </w:rPr>
+            </w:pPr>
+            <w:r>
+              <w:rPr>
+                <w:rFonts w:ascii="思源黑体 CN Normal" w:eastAsia="思源黑体 CN Normal" w:hAnsi="思源黑体 CN Normal"/>
+                <w:sz w:val="17"/>
+                <w:szCs w:val="17"/>
+              </w:rPr>
+              <w:t>II类-潜在临床意义</w:t>
+            </w:r>
+          </w:p>
+          <w:p>
+            <w:pPr>
+              <w:jc w:val="center"/>
+              <w:rPr>
+                <w:rFonts w:ascii="思源黑体 CN Normal" w:eastAsia="思源黑体 CN Normal" w:hAnsi="思源黑体 CN Normal"/>
+                <w:sz w:val="17"/>
+                <w:szCs w:val="17"/>
+              </w:rPr>
+            </w:pPr>
+            <w:r>
+              <w:rPr>
+                <w:rFonts w:ascii="思源黑体 CN Normal" w:eastAsia="思源黑体 CN Normal" w:hAnsi="思源黑体 CN Normal"/>
+                <w:sz w:val="17"/>
+                <w:szCs w:val="17"/>
+              </w:rPr>
+              <w:t xml:space="preserve">{%p </w:t>
+            </w:r>
+            <w:r>
+              <w:rPr>
+                <w:rFonts w:ascii="思源黑体 CN Normal" w:eastAsia="思源黑体 CN Normal" w:hAnsi="思源黑体 CN Normal"/>
+                <w:sz w:val="17"/>
+                <w:szCs w:val="17"/>
+              </w:rPr>
+              <w:t>endif</w:t>
+            </w:r>
+            <w:r>
+              <w:rPr>
+                <w:rFonts w:ascii="思源黑体 CN Normal" w:eastAsia="思源黑体 CN Normal" w:hAnsi="思源黑体 CN Normal"/>
+                <w:sz w:val="17"/>
+                <w:szCs w:val="17"/>
+              </w:rPr>
+              <w:t>%}</w:t>
+            </w:r>
+          </w:p>
+          <w:p>
+            <w:pPr>
+              <w:jc w:val="center"/>
+              <w:rPr>
+                <w:rFonts w:ascii="思源黑体 CN Normal" w:eastAsia="思源黑体 CN Normal" w:hAnsi="思源黑体 CN Normal"/>
+                <w:sz w:val="17"/>
+                <w:szCs w:val="17"/>
+              </w:rPr>
+            </w:pPr>
+            <w:r>
+              <w:rPr>
+                <w:rFonts w:ascii="思源黑体 CN Normal" w:eastAsia="思源黑体 CN Normal" w:hAnsi="思源黑体 CN Normal" w:hint="eastAsia"/>
+                <w:sz w:val="17"/>
+                <w:szCs w:val="17"/>
+              </w:rPr>
+              <w:t>{</w:t>
+            </w:r>
+            <w:r>
+              <w:rPr>
+                <w:rFonts w:ascii="思源黑体 CN Normal" w:eastAsia="思源黑体 CN Normal" w:hAnsi="思源黑体 CN Normal"/>
                 <w:sz w:val="17"/>
                 <w:szCs w:val="17"/>
               </w:rPr>
@@ -12784,20 +13156,84 @@
             <w:pPr>
               <w:jc w:val="center"/>
               <w:rPr>
-                <w:rFonts w:ascii="思源黑体 CN Normal" w:eastAsia="思源黑体 CN Normal" w:hAnsi="思源黑体 CN Normal" w:cs="思源黑体 CN Light"/>
-                <w:bCs/>
-                <w:iCs/>
-                <w:color w:val="000000"/>
-                <w:sz w:val="17"/>
-                <w:szCs w:val="17"/>
-              </w:rPr>
-            </w:pPr>
-            <w:r>
-              <w:rPr>
-                <w:rFonts w:ascii="思源黑体 CN Normal" w:eastAsia="思源黑体 CN Normal" w:hAnsi="思源黑体 CN Normal" w:cs="思源黑体 CN Light" w:hint="eastAsia"/>
-                <w:bCs/>
-                <w:iCs/>
-                <w:color w:val="000000"/>
+                <w:rFonts w:ascii="思源黑体 CN Normal" w:eastAsia="思源黑体 CN Normal" w:hAnsi="思源黑体 CN Normal"/>
+                <w:sz w:val="17"/>
+                <w:szCs w:val="17"/>
+              </w:rPr>
+            </w:pPr>
+            <w:r>
+              <w:rPr>
+                <w:rFonts w:ascii="思源黑体 CN Normal" w:eastAsia="思源黑体 CN Normal" w:hAnsi="思源黑体 CN Normal"/>
+                <w:sz w:val="17"/>
+                <w:szCs w:val="17"/>
+              </w:rPr>
+              <w:t>III类-临床意义不明</w:t>
+            </w:r>
+          </w:p>
+          <w:p>
+            <w:pPr>
+              <w:jc w:val="center"/>
+              <w:rPr>
+                <w:rFonts w:ascii="思源黑体 CN Normal" w:eastAsia="思源黑体 CN Normal" w:hAnsi="思源黑体 CN Normal"/>
+                <w:sz w:val="17"/>
+                <w:szCs w:val="17"/>
+              </w:rPr>
+            </w:pPr>
+            <w:r>
+              <w:rPr>
+                <w:rFonts w:ascii="思源黑体 CN Normal" w:eastAsia="思源黑体 CN Normal" w:hAnsi="思源黑体 CN Normal" w:hint="eastAsia"/>
+                <w:sz w:val="17"/>
+                <w:szCs w:val="17"/>
+              </w:rPr>
+              <w:t>{</w:t>
+            </w:r>
+            <w:r>
+              <w:rPr>
+                <w:rFonts w:ascii="思源黑体 CN Normal" w:eastAsia="思源黑体 CN Normal" w:hAnsi="思源黑体 CN Normal"/>
+                <w:sz w:val="17"/>
+                <w:szCs w:val="17"/>
+              </w:rPr>
+              <w:t>%p endif%}</w:t>
+            </w:r>
+          </w:p>
+          <w:p>
+            <w:pPr>
+              <w:jc w:val="center"/>
+              <w:rPr>
+                <w:rFonts w:ascii="思源黑体 CN Normal" w:eastAsia="思源黑体 CN Normal" w:hAnsi="思源黑体 CN Normal"/>
+                <w:sz w:val="17"/>
+                <w:szCs w:val="17"/>
+              </w:rPr>
+            </w:pPr>
+            <w:r>
+              <w:rPr>
+                <w:rFonts w:ascii="思源黑体 CN Normal" w:eastAsia="思源黑体 CN Normal" w:hAnsi="思源黑体 CN Normal" w:hint="eastAsia"/>
+                <w:sz w:val="17"/>
+                <w:szCs w:val="17"/>
+              </w:rPr>
+              <w:t>{</w:t>
+            </w:r>
+            <w:r>
+              <w:rPr>
+                <w:rFonts w:ascii="思源黑体 CN Normal" w:eastAsia="思源黑体 CN Normal" w:hAnsi="思源黑体 CN Normal"/>
+                <w:sz w:val="17"/>
+                <w:szCs w:val="17"/>
+              </w:rPr>
+              <w:t>%p else%}</w:t>
+            </w:r>
+          </w:p>
+          <w:p>
+            <w:pPr>
+              <w:jc w:val="center"/>
+              <w:rPr>
+                <w:rFonts w:ascii="思源黑体 CN Normal" w:eastAsia="思源黑体 CN Normal" w:hAnsi="思源黑体 CN Normal"/>
+                <w:sz w:val="17"/>
+                <w:szCs w:val="17"/>
+              </w:rPr>
+            </w:pPr>
+            <w:r>
+              <w:rPr>
+                <w:rFonts w:ascii="思源黑体 CN Normal" w:eastAsia="思源黑体 CN Normal" w:hAnsi="思源黑体 CN Normal" w:hint="eastAsia"/>
                 <w:sz w:val="17"/>
                 <w:szCs w:val="17"/>
               </w:rPr>
@@ -12808,443 +13244,7 @@
             <w:pPr>
               <w:jc w:val="center"/>
               <w:rPr>
-                <w:rFonts w:ascii="思源黑体 CN Normal" w:eastAsia="思源黑体 CN Normal" w:hAnsi="思源黑体 CN Normal" w:cs="思源黑体 CN Light" w:hint="eastAsia"/>
-                <w:bCs/>
-                <w:iCs/>
-                <w:color w:val="000000"/>
-                <w:sz w:val="17"/>
-                <w:szCs w:val="17"/>
-              </w:rPr>
-            </w:pPr>
-            <w:r>
-              <w:rPr>
-                <w:rFonts w:ascii="思源黑体 CN Normal" w:eastAsia="思源黑体 CN Normal" w:hAnsi="思源黑体 CN Normal" w:cs="思源黑体 CN Light" w:hint="eastAsia"/>
-                <w:bCs/>
-                <w:iCs/>
-                <w:color w:val="000000"/>
-                <w:sz w:val="17"/>
-                <w:szCs w:val="17"/>
-              </w:rPr>
-              <w:t>{</w:t>
-            </w:r>
-            <w:r>
-              <w:rPr>
-                <w:rFonts w:ascii="思源黑体 CN Normal" w:eastAsia="思源黑体 CN Normal" w:hAnsi="思源黑体 CN Normal" w:cs="思源黑体 CN Light"/>
-                <w:bCs/>
-                <w:iCs/>
-                <w:color w:val="000000"/>
-                <w:sz w:val="17"/>
-                <w:szCs w:val="17"/>
-              </w:rPr>
-              <w:t>%p endif%}</w:t>
-            </w:r>
-          </w:p>
-        </w:tc>
-        <w:tc>
-          <w:tcPr>
-            <w:tcW w:w="1417" w:type="dxa"/>
-          </w:tcPr>
-          <w:p>
-            <w:pPr>
-              <w:jc w:val="center"/>
-              <w:rPr>
-                <w:rFonts w:ascii="思源黑体 CN Normal" w:eastAsia="思源黑体 CN Normal" w:hAnsi="思源黑体 CN Normal"/>
-                <w:sz w:val="17"/>
-                <w:szCs w:val="17"/>
-              </w:rPr>
-            </w:pPr>
-            <w:r>
-              <w:rPr>
-                <w:rFonts w:ascii="思源黑体 CN Normal" w:eastAsia="思源黑体 CN Normal" w:hAnsi="思源黑体 CN Normal" w:hint="eastAsia"/>
-                <w:sz w:val="17"/>
-                <w:szCs w:val="17"/>
-              </w:rPr>
-              <w:t>{</w:t>
-            </w:r>
-            <w:r>
-              <w:rPr>
-                <w:rFonts w:ascii="思源黑体 CN Normal" w:eastAsia="思源黑体 CN Normal" w:hAnsi="思源黑体 CN Normal"/>
-                <w:sz w:val="17"/>
-                <w:szCs w:val="17"/>
-              </w:rPr>
-              <w:t xml:space="preserve">%p if </w:t>
-            </w:r>
-            <w:proofErr w:type="spellStart"/>
-            <w:r>
-              <w:rPr>
-                <w:rFonts w:ascii="思源黑体 CN Normal" w:eastAsia="思源黑体 CN Normal" w:hAnsi="思源黑体 CN Normal"/>
-                <w:sz w:val="17"/>
-                <w:szCs w:val="17"/>
-              </w:rPr>
-              <w:t>a.hgvs_c</w:t>
-            </w:r>
-            <w:proofErr w:type="spellEnd"/>
-            <w:r>
-              <w:rPr>
-                <w:rFonts w:ascii="思源黑体 CN Normal" w:eastAsia="思源黑体 CN Normal" w:hAnsi="思源黑体 CN Normal"/>
-                <w:sz w:val="17"/>
-                <w:szCs w:val="17"/>
-              </w:rPr>
-              <w:t>%</w:t>
-            </w:r>
-            <w:r>
-              <w:rPr>
-                <w:rFonts w:ascii="思源黑体 CN Normal" w:eastAsia="思源黑体 CN Normal" w:hAnsi="思源黑体 CN Normal" w:hint="eastAsia"/>
-                <w:sz w:val="17"/>
-                <w:szCs w:val="17"/>
-              </w:rPr>
-              <w:t>}</w:t>
-            </w:r>
-          </w:p>
-          <w:p>
-            <w:pPr>
-              <w:jc w:val="center"/>
-              <w:rPr>
-                <w:rFonts w:ascii="思源黑体 CN Normal" w:eastAsia="思源黑体 CN Normal" w:hAnsi="思源黑体 CN Normal"/>
-                <w:sz w:val="17"/>
-                <w:szCs w:val="17"/>
-              </w:rPr>
-            </w:pPr>
-            <w:r>
-              <w:rPr>
-                <w:rFonts w:ascii="思源黑体 CN Normal" w:eastAsia="思源黑体 CN Normal" w:hAnsi="思源黑体 CN Normal"/>
-                <w:sz w:val="17"/>
-                <w:szCs w:val="17"/>
-              </w:rPr>
-              <w:t xml:space="preserve">{%p if </w:t>
-            </w:r>
-            <w:proofErr w:type="spellStart"/>
-            <w:r>
-              <w:rPr>
-                <w:rFonts w:ascii="思源黑体 CN Normal" w:eastAsia="思源黑体 CN Normal" w:hAnsi="思源黑体 CN Normal"/>
-                <w:sz w:val="17"/>
-                <w:szCs w:val="17"/>
-              </w:rPr>
-              <w:t>a.evi_sum.evi_split</w:t>
-            </w:r>
-            <w:proofErr w:type="spellEnd"/>
-            <w:r>
-              <w:rPr>
-                <w:rFonts w:ascii="思源黑体 CN Normal" w:eastAsia="思源黑体 CN Normal" w:hAnsi="思源黑体 CN Normal"/>
-                <w:sz w:val="17"/>
-                <w:szCs w:val="17"/>
-              </w:rPr>
-              <w:t xml:space="preserve"> and (</w:t>
-            </w:r>
-            <w:proofErr w:type="spellStart"/>
-            <w:r>
-              <w:rPr>
-                <w:rFonts w:ascii="思源黑体 CN Normal" w:eastAsia="思源黑体 CN Normal" w:hAnsi="思源黑体 CN Normal"/>
-                <w:sz w:val="17"/>
-                <w:szCs w:val="17"/>
-              </w:rPr>
-              <w:t>a.evi_sum.evi_split.Predictive</w:t>
-            </w:r>
-            <w:proofErr w:type="spellEnd"/>
-            <w:r>
-              <w:rPr>
-                <w:rFonts w:ascii="思源黑体 CN Normal" w:eastAsia="思源黑体 CN Normal" w:hAnsi="思源黑体 CN Normal"/>
-                <w:sz w:val="17"/>
-                <w:szCs w:val="17"/>
-              </w:rPr>
-              <w:t xml:space="preserve"> or </w:t>
-            </w:r>
-            <w:proofErr w:type="spellStart"/>
-            <w:r>
-              <w:rPr>
-                <w:rFonts w:ascii="思源黑体 CN Normal" w:eastAsia="思源黑体 CN Normal" w:hAnsi="思源黑体 CN Normal"/>
-                <w:sz w:val="17"/>
-                <w:szCs w:val="17"/>
-              </w:rPr>
-              <w:t>a.evi_sum.evi_split.Prognostic</w:t>
-            </w:r>
-            <w:proofErr w:type="spellEnd"/>
-            <w:r>
-              <w:rPr>
-                <w:rFonts w:ascii="思源黑体 CN Normal" w:eastAsia="思源黑体 CN Normal" w:hAnsi="思源黑体 CN Normal"/>
-                <w:sz w:val="17"/>
-                <w:szCs w:val="17"/>
-              </w:rPr>
-              <w:t xml:space="preserve"> or </w:t>
-            </w:r>
-            <w:proofErr w:type="spellStart"/>
-            <w:r>
-              <w:rPr>
-                <w:rFonts w:ascii="思源黑体 CN Normal" w:eastAsia="思源黑体 CN Normal" w:hAnsi="思源黑体 CN Normal"/>
-                <w:sz w:val="17"/>
-                <w:szCs w:val="17"/>
-              </w:rPr>
-              <w:t>a.evi_sum.evi_split.Diagnostic</w:t>
-            </w:r>
-            <w:proofErr w:type="spellEnd"/>
-            <w:r>
-              <w:rPr>
-                <w:rFonts w:ascii="思源黑体 CN Normal" w:eastAsia="思源黑体 CN Normal" w:hAnsi="思源黑体 CN Normal"/>
-                <w:sz w:val="17"/>
-                <w:szCs w:val="17"/>
-              </w:rPr>
-              <w:t>)%}</w:t>
-            </w:r>
-          </w:p>
-          <w:p>
-            <w:pPr>
-              <w:jc w:val="center"/>
-              <w:rPr>
-                <w:rFonts w:ascii="思源黑体 CN Normal" w:eastAsia="思源黑体 CN Normal" w:hAnsi="思源黑体 CN Normal"/>
-                <w:sz w:val="17"/>
-                <w:szCs w:val="17"/>
-              </w:rPr>
-            </w:pPr>
-            <w:r>
-              <w:rPr>
-                <w:rFonts w:ascii="思源黑体 CN Normal" w:eastAsia="思源黑体 CN Normal" w:hAnsi="思源黑体 CN Normal"/>
-                <w:sz w:val="17"/>
-                <w:szCs w:val="17"/>
-              </w:rPr>
-              <w:t xml:space="preserve">{%p if </w:t>
-            </w:r>
-            <w:proofErr w:type="spellStart"/>
-            <w:r>
-              <w:rPr>
-                <w:rFonts w:ascii="思源黑体 CN Normal" w:eastAsia="思源黑体 CN Normal" w:hAnsi="思源黑体 CN Normal"/>
-                <w:sz w:val="17"/>
-                <w:szCs w:val="17"/>
-              </w:rPr>
-              <w:t>a.clinic_num_s</w:t>
-            </w:r>
-            <w:proofErr w:type="spellEnd"/>
-            <w:r>
-              <w:rPr>
-                <w:rFonts w:ascii="思源黑体 CN Normal" w:eastAsia="思源黑体 CN Normal" w:hAnsi="思源黑体 CN Normal"/>
-                <w:sz w:val="17"/>
-                <w:szCs w:val="17"/>
-              </w:rPr>
-              <w:t>==5%}</w:t>
-            </w:r>
-          </w:p>
-          <w:p>
-            <w:pPr>
-              <w:jc w:val="center"/>
-              <w:rPr>
-                <w:rFonts w:ascii="思源黑体 CN Normal" w:eastAsia="思源黑体 CN Normal" w:hAnsi="思源黑体 CN Normal"/>
-                <w:sz w:val="17"/>
-                <w:szCs w:val="17"/>
-              </w:rPr>
-            </w:pPr>
-            <w:r>
-              <w:rPr>
-                <w:rFonts w:ascii="思源黑体 CN Normal" w:eastAsia="思源黑体 CN Normal" w:hAnsi="思源黑体 CN Normal"/>
-                <w:sz w:val="17"/>
-                <w:szCs w:val="17"/>
-              </w:rPr>
-              <w:t>I类-强临床意义</w:t>
-            </w:r>
-          </w:p>
-          <w:p>
-            <w:pPr>
-              <w:jc w:val="center"/>
-              <w:rPr>
-                <w:rFonts w:ascii="思源黑体 CN Normal" w:eastAsia="思源黑体 CN Normal" w:hAnsi="思源黑体 CN Normal"/>
-                <w:sz w:val="17"/>
-                <w:szCs w:val="17"/>
-              </w:rPr>
-            </w:pPr>
-            <w:r>
-              <w:rPr>
-                <w:rFonts w:ascii="思源黑体 CN Normal" w:eastAsia="思源黑体 CN Normal" w:hAnsi="思源黑体 CN Normal"/>
-                <w:sz w:val="17"/>
-                <w:szCs w:val="17"/>
-              </w:rPr>
-              <w:t xml:space="preserve">{%p </w:t>
-            </w:r>
-            <w:r>
-              <w:rPr>
-                <w:rFonts w:ascii="思源黑体 CN Normal" w:eastAsia="思源黑体 CN Normal" w:hAnsi="思源黑体 CN Normal"/>
-                <w:sz w:val="17"/>
-                <w:szCs w:val="17"/>
-              </w:rPr>
-              <w:t>else</w:t>
-            </w:r>
-            <w:r>
-              <w:rPr>
-                <w:rFonts w:ascii="思源黑体 CN Normal" w:eastAsia="思源黑体 CN Normal" w:hAnsi="思源黑体 CN Normal"/>
-                <w:sz w:val="17"/>
-                <w:szCs w:val="17"/>
-              </w:rPr>
-              <w:t>%}</w:t>
-            </w:r>
-          </w:p>
-          <w:p>
-            <w:pPr>
-              <w:jc w:val="center"/>
-              <w:rPr>
-                <w:rFonts w:ascii="思源黑体 CN Normal" w:eastAsia="思源黑体 CN Normal" w:hAnsi="思源黑体 CN Normal"/>
-                <w:sz w:val="17"/>
-                <w:szCs w:val="17"/>
-              </w:rPr>
-            </w:pPr>
-            <w:r>
-              <w:rPr>
-                <w:rFonts w:ascii="思源黑体 CN Normal" w:eastAsia="思源黑体 CN Normal" w:hAnsi="思源黑体 CN Normal"/>
-                <w:sz w:val="17"/>
-                <w:szCs w:val="17"/>
-              </w:rPr>
-              <w:t>II类-潜在临床意义</w:t>
-            </w:r>
-          </w:p>
-          <w:p>
-            <w:pPr>
-              <w:jc w:val="center"/>
-              <w:rPr>
-                <w:rFonts w:ascii="思源黑体 CN Normal" w:eastAsia="思源黑体 CN Normal" w:hAnsi="思源黑体 CN Normal"/>
-                <w:sz w:val="17"/>
-                <w:szCs w:val="17"/>
-              </w:rPr>
-            </w:pPr>
-            <w:r>
-              <w:rPr>
-                <w:rFonts w:ascii="思源黑体 CN Normal" w:eastAsia="思源黑体 CN Normal" w:hAnsi="思源黑体 CN Normal"/>
-                <w:sz w:val="17"/>
-                <w:szCs w:val="17"/>
-              </w:rPr>
-              <w:t xml:space="preserve">{%p </w:t>
-            </w:r>
-            <w:r>
-              <w:rPr>
-                <w:rFonts w:ascii="思源黑体 CN Normal" w:eastAsia="思源黑体 CN Normal" w:hAnsi="思源黑体 CN Normal"/>
-                <w:sz w:val="17"/>
-                <w:szCs w:val="17"/>
-              </w:rPr>
-              <w:t>endif</w:t>
-            </w:r>
-            <w:r>
-              <w:rPr>
-                <w:rFonts w:ascii="思源黑体 CN Normal" w:eastAsia="思源黑体 CN Normal" w:hAnsi="思源黑体 CN Normal"/>
-                <w:sz w:val="17"/>
-                <w:szCs w:val="17"/>
-              </w:rPr>
-              <w:t>%}</w:t>
-            </w:r>
-          </w:p>
-          <w:p>
-            <w:pPr>
-              <w:jc w:val="center"/>
-              <w:rPr>
-                <w:rFonts w:ascii="思源黑体 CN Normal" w:eastAsia="思源黑体 CN Normal" w:hAnsi="思源黑体 CN Normal"/>
-                <w:sz w:val="17"/>
-                <w:szCs w:val="17"/>
-              </w:rPr>
-            </w:pPr>
-            <w:r>
-              <w:rPr>
-                <w:rFonts w:ascii="思源黑体 CN Normal" w:eastAsia="思源黑体 CN Normal" w:hAnsi="思源黑体 CN Normal" w:hint="eastAsia"/>
-                <w:sz w:val="17"/>
-                <w:szCs w:val="17"/>
-              </w:rPr>
-              <w:t>{</w:t>
-            </w:r>
-            <w:r>
-              <w:rPr>
-                <w:rFonts w:ascii="思源黑体 CN Normal" w:eastAsia="思源黑体 CN Normal" w:hAnsi="思源黑体 CN Normal"/>
-                <w:sz w:val="17"/>
-                <w:szCs w:val="17"/>
-              </w:rPr>
-              <w:t>%p else%}</w:t>
-            </w:r>
-          </w:p>
-          <w:p>
-            <w:pPr>
-              <w:jc w:val="center"/>
-              <w:rPr>
-                <w:rFonts w:ascii="思源黑体 CN Normal" w:eastAsia="思源黑体 CN Normal" w:hAnsi="思源黑体 CN Normal"/>
-                <w:sz w:val="17"/>
-                <w:szCs w:val="17"/>
-              </w:rPr>
-            </w:pPr>
-            <w:r>
-              <w:rPr>
-                <w:rFonts w:ascii="思源黑体 CN Normal" w:eastAsia="思源黑体 CN Normal" w:hAnsi="思源黑体 CN Normal"/>
-                <w:sz w:val="17"/>
-                <w:szCs w:val="17"/>
-              </w:rPr>
-              <w:t>III类-临床意义不明</w:t>
-            </w:r>
-          </w:p>
-          <w:p>
-            <w:pPr>
-              <w:jc w:val="center"/>
-              <w:rPr>
-                <w:rFonts w:ascii="思源黑体 CN Normal" w:eastAsia="思源黑体 CN Normal" w:hAnsi="思源黑体 CN Normal"/>
-                <w:sz w:val="17"/>
-                <w:szCs w:val="17"/>
-              </w:rPr>
-            </w:pPr>
-            <w:r>
-              <w:rPr>
-                <w:rFonts w:ascii="思源黑体 CN Normal" w:eastAsia="思源黑体 CN Normal" w:hAnsi="思源黑体 CN Normal" w:hint="eastAsia"/>
-                <w:sz w:val="17"/>
-                <w:szCs w:val="17"/>
-              </w:rPr>
-              <w:t>{</w:t>
-            </w:r>
-            <w:r>
-              <w:rPr>
-                <w:rFonts w:ascii="思源黑体 CN Normal" w:eastAsia="思源黑体 CN Normal" w:hAnsi="思源黑体 CN Normal"/>
-                <w:sz w:val="17"/>
-                <w:szCs w:val="17"/>
-              </w:rPr>
-              <w:t>%p endif%}</w:t>
-            </w:r>
-          </w:p>
-          <w:p>
-            <w:pPr>
-              <w:jc w:val="center"/>
-              <w:rPr>
-                <w:rFonts w:ascii="思源黑体 CN Normal" w:eastAsia="思源黑体 CN Normal" w:hAnsi="思源黑体 CN Normal"/>
-                <w:sz w:val="17"/>
-                <w:szCs w:val="17"/>
-              </w:rPr>
-            </w:pPr>
-            <w:r>
-              <w:rPr>
-                <w:rFonts w:ascii="思源黑体 CN Normal" w:eastAsia="思源黑体 CN Normal" w:hAnsi="思源黑体 CN Normal" w:hint="eastAsia"/>
-                <w:sz w:val="17"/>
-                <w:szCs w:val="17"/>
-              </w:rPr>
-              <w:t>{</w:t>
-            </w:r>
-            <w:r>
-              <w:rPr>
-                <w:rFonts w:ascii="思源黑体 CN Normal" w:eastAsia="思源黑体 CN Normal" w:hAnsi="思源黑体 CN Normal"/>
-                <w:sz w:val="17"/>
-                <w:szCs w:val="17"/>
-              </w:rPr>
-              <w:t>%p else%}</w:t>
-            </w:r>
-          </w:p>
-          <w:p>
-            <w:pPr>
-              <w:jc w:val="center"/>
-              <w:rPr>
-                <w:rFonts w:ascii="思源黑体 CN Normal" w:eastAsia="思源黑体 CN Normal" w:hAnsi="思源黑体 CN Normal"/>
-                <w:sz w:val="17"/>
-                <w:szCs w:val="17"/>
-              </w:rPr>
-            </w:pPr>
-            <w:r>
-              <w:rPr>
-                <w:rFonts w:ascii="思源黑体 CN Normal" w:eastAsia="思源黑体 CN Normal" w:hAnsi="思源黑体 CN Normal" w:hint="eastAsia"/>
-                <w:sz w:val="17"/>
-                <w:szCs w:val="17"/>
-              </w:rPr>
-              <w:t>-</w:t>
-            </w:r>
-          </w:p>
-          <w:p>
-            <w:pPr>
-              <w:jc w:val="center"/>
-              <w:rPr>
-                <w:rFonts w:ascii="思源黑体 CN Normal" w:eastAsia="思源黑体 CN Normal" w:hAnsi="思源黑体 CN Normal" w:hint="eastAsia"/>
+                <w:rFonts w:ascii="思源黑体 CN Normal" w:eastAsia="思源黑体 CN Normal" w:hAnsi="思源黑体 CN Normal"/>
                 <w:sz w:val="17"/>
                 <w:szCs w:val="17"/>
               </w:rPr>
@@ -13328,7 +13328,7 @@
             <w:pPr>
               <w:jc w:val="center"/>
               <w:rPr>
-                <w:rFonts w:ascii="思源黑体 CN Normal" w:eastAsia="思源黑体 CN Normal" w:hAnsi="思源黑体 CN Normal" w:hint="eastAsia"/>
+                <w:rFonts w:ascii="思源黑体 CN Normal" w:eastAsia="思源黑体 CN Normal" w:hAnsi="思源黑体 CN Normal"/>
                 <w:sz w:val="17"/>
                 <w:szCs w:val="17"/>
               </w:rPr>
@@ -38197,7 +38197,7 @@
           <w:sz w:val="18"/>
           <w:szCs w:val="18"/>
         </w:rPr>
-        <w:t>ransition，LST）等被作为基因组瘢痕标志物，以量化基因组瘢痕的程度。每个指标都有独特的定义，在一定程度上都能描述细胞HRD状态的出程度；但相较单个指标描述，三者组合综合计算评分能更全面反映基因组瘢痕状态，进而对基因组不稳定状态进行评估</w:t>
+        <w:t>ransition，LST）等被作为基因组瘢痕标志物，以量化基因组瘢痕的程度。每个指标都有独特的定义，在一定程度上都能描述细胞HRD状态的程度；但相较单个指标描述，三者组合综合计算评分能更全面反映基因组瘢痕状态，进而对基因组不稳定状态进行评估</w:t>
       </w:r>
       <w:bookmarkEnd w:id="13"/>
       <w:r>
@@ -38593,7 +38593,23 @@
           <w:sz w:val="18"/>
           <w:szCs w:val="18"/>
         </w:rPr>
-        <w:t>的烟酰胺腺嘌呤二核苷酸结合口袋，造成构象异构，稳定DNA-PARP的可逆解离，使PARP保持对DNA的结合，这一过程被称为DNA-PARP复合物的“捕获（trapping）”，从而导致DNA-PARP复合物长期存在，抑制DNA后需修复过程。</w:t>
+        <w:t>的烟酰胺腺嘌呤二核苷酸结合口袋，造成构象异构，稳定DNA-PARP的可逆解离，使PARP保持对DNA的结合，这一过程被称为DNA-PARP复合物的“捕获（trapping）”，从而导致DNA-PARP复合物长期存在，抑制DNA</w:t>
+      </w:r>
+      <w:r>
+        <w:rPr>
+          <w:rFonts w:ascii="思源黑体 CN Normal" w:eastAsia="思源黑体 CN Normal" w:hAnsi="思源黑体 CN Normal" w:cs="思源黑体 CN Light" w:hint="eastAsia"/>
+          <w:sz w:val="18"/>
+          <w:szCs w:val="18"/>
+        </w:rPr>
+        <w:t>后续</w:t>
+      </w:r>
+      <w:r>
+        <w:rPr>
+          <w:rFonts w:ascii="思源黑体 CN Normal" w:eastAsia="思源黑体 CN Normal" w:hAnsi="思源黑体 CN Normal" w:cs="思源黑体 CN Light" w:hint="eastAsia"/>
+          <w:sz w:val="18"/>
+          <w:szCs w:val="18"/>
+        </w:rPr>
+        <w:t>修复过程。</w:t>
       </w:r>
     </w:p>
     <w:p>
@@ -38833,7 +38849,7 @@
           <w:sz w:val="18"/>
           <w:szCs w:val="18"/>
         </w:rPr>
-        <w:t>）等，已经相继在卵巢癌、前列腺癌、乳腺癌、胰腺癌等肿瘤中获批诸多适应症，其中也包括以HRR基因突变和HRD作为生物标志物的适应症获批。HRD检测在PARP抑制剂治疗卵巢癌中具有重要的应用价值；在乳腺癌、胰腺癌、前列腺癌中，其对PARP抑制剂或含铂类 药物的临床应用可能也具有潜在的指导价值。</w:t>
+        <w:t>）等，已经相继在卵巢癌、前列腺癌、乳腺癌、胰腺癌等肿瘤中获批诸多适应症，其中也包括以HRR基因突变和HRD作为生物标志物的适应症获批。HRD检测在PARP抑制剂治疗卵巢癌中具有重要的应用价值；在乳腺癌、胰腺癌、前列腺癌中，其对PARP抑制剂或含铂类药物的临床应用可能也具有潜在的指导价值。</w:t>
       </w:r>
     </w:p>
     <w:p>
@@ -39823,7 +39839,15 @@
                               <w:sz w:val="16"/>
                               <w:szCs w:val="16"/>
                             </w:rPr>
-                            <w:t xml:space="preserve"> 页 共 </w:t>
+                            <w:t xml:space="preserve"> </w:t>
+                          </w:r>
+                          <w:r>
+                            <w:rPr>
+                              <w:rFonts w:ascii="微软雅黑" w:eastAsia="微软雅黑" w:hAnsi="微软雅黑" w:cs="微软雅黑" w:hint="eastAsia"/>
+                              <w:sz w:val="16"/>
+                              <w:szCs w:val="16"/>
+                            </w:rPr>
+                            <w:t xml:space="preserve">页 共 </w:t>
                           </w:r>
                           <w:r>
                             <w:rPr>
@@ -39962,15 +39986,7 @@
                         <w:sz w:val="16"/>
                         <w:szCs w:val="16"/>
                       </w:rPr>
-                      <w:t xml:space="preserve"> </w:t>
-                    </w:r>
-                    <w:r>
-                      <w:rPr>
-                        <w:rFonts w:ascii="微软雅黑" w:eastAsia="微软雅黑" w:hAnsi="微软雅黑" w:cs="微软雅黑" w:hint="eastAsia"/>
-                        <w:sz w:val="16"/>
-                        <w:szCs w:val="16"/>
-                      </w:rPr>
-                      <w:t xml:space="preserve">页 共 </w:t>
+                      <w:t xml:space="preserve"> 页 共 </w:t>
                     </w:r>
                     <w:r>
                       <w:rPr>
